--- a/documents/recources/workload_distribution.docx
+++ b/documents/recources/workload_distribution.docx
@@ -804,14 +804,20 @@
         <w:rPr>
           <w:lang w:val="de-DE"/>
         </w:rPr>
-        <w:t xml:space="preserve">-Optionen (z. B. größerer Extruder, Laser, </w:t>
+        <w:t>-Optionen (z. B. größerer Extruder, Laser</w:t>
+      </w:r>
+      <w:r>
+        <w:rPr>
+          <w:lang w:val="de-DE"/>
+        </w:rPr>
+        <w:t xml:space="preserve">, </w:t>
       </w:r>
       <w:proofErr w:type="spellStart"/>
       <w:r>
         <w:rPr>
           <w:lang w:val="de-DE"/>
         </w:rPr>
-        <w:t>Pastendrucker</w:t>
+        <w:t>etc</w:t>
       </w:r>
       <w:proofErr w:type="spellEnd"/>
       <w:r>
